--- a/01_prepare_exposure_data.docx
+++ b/01_prepare_exposure_data.docx
@@ -4975,7 +4975,7 @@
         <w:rPr>
           <w:rStyle w:val="VerbatimChar"/>
         </w:rPr>
-        <w:t xml:space="preserve"># A tibble: 1 × 1</w:t>
+        <w:t xml:space="preserve"># A tibble: 0 × 1</w:t>
       </w:r>
       <w:r>
         <w:br/>
@@ -4984,25 +4984,7 @@
         <w:rPr>
           <w:rStyle w:val="VerbatimChar"/>
         </w:rPr>
-        <w:t xml:space="preserve">  name_stadt_gemeinde</w:t>
-      </w:r>
-      <w:r>
-        <w:br/>
-      </w:r>
-      <w:r>
-        <w:rPr>
-          <w:rStyle w:val="VerbatimChar"/>
-        </w:rPr>
-        <w:t xml:space="preserve">  &lt;chr&gt;              </w:t>
-      </w:r>
-      <w:r>
-        <w:br/>
-      </w:r>
-      <w:r>
-        <w:rPr>
-          <w:rStyle w:val="VerbatimChar"/>
-        </w:rPr>
-        <w:t xml:space="preserve">1 all                </w:t>
+        <w:t xml:space="preserve"># ℹ 1 variable: name_stadt_gemeinde &lt;chr&gt;</w:t>
       </w:r>
     </w:p>
     <w:bookmarkEnd w:id="24"/>
@@ -22641,534 +22623,6 @@
                   </w:pPr>
                   <w:r>
                     <w:t xml:space="preserve">NA</w:t>
-                  </w:r>
-                </w:p>
-              </w:tc>
-            </w:tr>
-            <w:tr>
-              <w:tc>
-                <w:tcPr/>
-                <w:p>
-                  <w:pPr>
-                    <w:pStyle w:val="Compact"/>
-                    <w:jc w:val="left"/>
-                    <w:jc w:val="center"/>
-                  </w:pPr>
-                  <w:r>
-                    <w:t xml:space="preserve">EEA</w:t>
-                  </w:r>
-                </w:p>
-              </w:tc>
-              <w:tc>
-                <w:tcPr/>
-                <w:p>
-                  <w:pPr>
-                    <w:pStyle w:val="Compact"/>
-                    <w:jc w:val="left"/>
-                    <w:jc w:val="center"/>
-                  </w:pPr>
-                  <w:r>
-                    <w:t xml:space="preserve">NA</w:t>
-                  </w:r>
-                </w:p>
-              </w:tc>
-              <w:tc>
-                <w:tcPr/>
-                <w:p>
-                  <w:pPr>
-                    <w:pStyle w:val="Compact"/>
-                    <w:jc w:val="left"/>
-                    <w:jc w:val="center"/>
-                  </w:pPr>
-                  <w:r>
-                    <w:t xml:space="preserve">road</w:t>
-                  </w:r>
-                </w:p>
-              </w:tc>
-              <w:tc>
-                <w:tcPr/>
-                <w:p>
-                  <w:pPr>
-                    <w:pStyle w:val="Compact"/>
-                    <w:jc w:val="left"/>
-                    <w:jc w:val="center"/>
-                  </w:pPr>
-                  <w:r>
-                    <w:t xml:space="preserve">lden</w:t>
-                  </w:r>
-                </w:p>
-              </w:tc>
-              <w:tc>
-                <w:tcPr/>
-                <w:p>
-                  <w:pPr>
-                    <w:pStyle w:val="Compact"/>
-                    <w:jc w:val="right"/>
-                    <w:jc w:val="center"/>
-                  </w:pPr>
-                  <w:r>
-                    <w:t xml:space="preserve">NA</w:t>
-                  </w:r>
-                </w:p>
-              </w:tc>
-              <w:tc>
-                <w:tcPr/>
-                <w:p>
-                  <w:pPr>
-                    <w:pStyle w:val="Compact"/>
-                    <w:jc w:val="right"/>
-                    <w:jc w:val="center"/>
-                  </w:pPr>
-                  <w:r>
-                    <w:t xml:space="preserve">NA</w:t>
-                  </w:r>
-                </w:p>
-              </w:tc>
-              <w:tc>
-                <w:tcPr/>
-                <w:p>
-                  <w:pPr>
-                    <w:pStyle w:val="Compact"/>
-                    <w:jc w:val="right"/>
-                    <w:jc w:val="center"/>
-                  </w:pPr>
-                  <w:r>
-                    <w:t xml:space="preserve">NA</w:t>
-                  </w:r>
-                </w:p>
-              </w:tc>
-              <w:tc>
-                <w:tcPr/>
-                <w:p>
-                  <w:pPr>
-                    <w:pStyle w:val="Compact"/>
-                    <w:jc w:val="right"/>
-                    <w:jc w:val="center"/>
-                  </w:pPr>
-                  <w:r>
-                    <w:t xml:space="preserve">6883100</w:t>
-                  </w:r>
-                </w:p>
-              </w:tc>
-              <w:tc>
-                <w:tcPr/>
-                <w:p>
-                  <w:pPr>
-                    <w:pStyle w:val="Compact"/>
-                    <w:jc w:val="right"/>
-                    <w:jc w:val="center"/>
-                  </w:pPr>
-                  <w:r>
-                    <w:t xml:space="preserve">NA</w:t>
-                  </w:r>
-                </w:p>
-              </w:tc>
-              <w:tc>
-                <w:tcPr/>
-                <w:p>
-                  <w:pPr>
-                    <w:pStyle w:val="Compact"/>
-                    <w:jc w:val="right"/>
-                    <w:jc w:val="center"/>
-                  </w:pPr>
-                  <w:r>
-                    <w:t xml:space="preserve">1</w:t>
-                  </w:r>
-                </w:p>
-              </w:tc>
-            </w:tr>
-            <w:tr>
-              <w:tc>
-                <w:tcPr/>
-                <w:p>
-                  <w:pPr>
-                    <w:pStyle w:val="Compact"/>
-                    <w:jc w:val="left"/>
-                    <w:jc w:val="center"/>
-                  </w:pPr>
-                  <w:r>
-                    <w:t xml:space="preserve">EEA</w:t>
-                  </w:r>
-                </w:p>
-              </w:tc>
-              <w:tc>
-                <w:tcPr/>
-                <w:p>
-                  <w:pPr>
-                    <w:pStyle w:val="Compact"/>
-                    <w:jc w:val="left"/>
-                    <w:jc w:val="center"/>
-                  </w:pPr>
-                  <w:r>
-                    <w:t xml:space="preserve">NA</w:t>
-                  </w:r>
-                </w:p>
-              </w:tc>
-              <w:tc>
-                <w:tcPr/>
-                <w:p>
-                  <w:pPr>
-                    <w:pStyle w:val="Compact"/>
-                    <w:jc w:val="left"/>
-                    <w:jc w:val="center"/>
-                  </w:pPr>
-                  <w:r>
-                    <w:t xml:space="preserve">road</w:t>
-                  </w:r>
-                </w:p>
-              </w:tc>
-              <w:tc>
-                <w:tcPr/>
-                <w:p>
-                  <w:pPr>
-                    <w:pStyle w:val="Compact"/>
-                    <w:jc w:val="left"/>
-                    <w:jc w:val="center"/>
-                  </w:pPr>
-                  <w:r>
-                    <w:t xml:space="preserve">lnight</w:t>
-                  </w:r>
-                </w:p>
-              </w:tc>
-              <w:tc>
-                <w:tcPr/>
-                <w:p>
-                  <w:pPr>
-                    <w:pStyle w:val="Compact"/>
-                    <w:jc w:val="right"/>
-                    <w:jc w:val="center"/>
-                  </w:pPr>
-                  <w:r>
-                    <w:t xml:space="preserve">NA</w:t>
-                  </w:r>
-                </w:p>
-              </w:tc>
-              <w:tc>
-                <w:tcPr/>
-                <w:p>
-                  <w:pPr>
-                    <w:pStyle w:val="Compact"/>
-                    <w:jc w:val="right"/>
-                    <w:jc w:val="center"/>
-                  </w:pPr>
-                  <w:r>
-                    <w:t xml:space="preserve">NA</w:t>
-                  </w:r>
-                </w:p>
-              </w:tc>
-              <w:tc>
-                <w:tcPr/>
-                <w:p>
-                  <w:pPr>
-                    <w:pStyle w:val="Compact"/>
-                    <w:jc w:val="right"/>
-                    <w:jc w:val="center"/>
-                  </w:pPr>
-                  <w:r>
-                    <w:t xml:space="preserve">NA</w:t>
-                  </w:r>
-                </w:p>
-              </w:tc>
-              <w:tc>
-                <w:tcPr/>
-                <w:p>
-                  <w:pPr>
-                    <w:pStyle w:val="Compact"/>
-                    <w:jc w:val="right"/>
-                    <w:jc w:val="center"/>
-                  </w:pPr>
-                  <w:r>
-                    <w:t xml:space="preserve">4286500</w:t>
-                  </w:r>
-                </w:p>
-              </w:tc>
-              <w:tc>
-                <w:tcPr/>
-                <w:p>
-                  <w:pPr>
-                    <w:pStyle w:val="Compact"/>
-                    <w:jc w:val="right"/>
-                    <w:jc w:val="center"/>
-                  </w:pPr>
-                  <w:r>
-                    <w:t xml:space="preserve">NA</w:t>
-                  </w:r>
-                </w:p>
-              </w:tc>
-              <w:tc>
-                <w:tcPr/>
-                <w:p>
-                  <w:pPr>
-                    <w:pStyle w:val="Compact"/>
-                    <w:jc w:val="right"/>
-                    <w:jc w:val="center"/>
-                  </w:pPr>
-                  <w:r>
-                    <w:t xml:space="preserve">1</w:t>
-                  </w:r>
-                </w:p>
-              </w:tc>
-            </w:tr>
-            <w:tr>
-              <w:tc>
-                <w:tcPr/>
-                <w:p>
-                  <w:pPr>
-                    <w:pStyle w:val="Compact"/>
-                    <w:jc w:val="left"/>
-                    <w:jc w:val="center"/>
-                  </w:pPr>
-                  <w:r>
-                    <w:t xml:space="preserve">EEA</w:t>
-                  </w:r>
-                </w:p>
-              </w:tc>
-              <w:tc>
-                <w:tcPr/>
-                <w:p>
-                  <w:pPr>
-                    <w:pStyle w:val="Compact"/>
-                    <w:jc w:val="left"/>
-                    <w:jc w:val="center"/>
-                  </w:pPr>
-                  <w:r>
-                    <w:t xml:space="preserve">NA</w:t>
-                  </w:r>
-                </w:p>
-              </w:tc>
-              <w:tc>
-                <w:tcPr/>
-                <w:p>
-                  <w:pPr>
-                    <w:pStyle w:val="Compact"/>
-                    <w:jc w:val="left"/>
-                    <w:jc w:val="center"/>
-                  </w:pPr>
-                  <w:r>
-                    <w:t xml:space="preserve">rail</w:t>
-                  </w:r>
-                </w:p>
-              </w:tc>
-              <w:tc>
-                <w:tcPr/>
-                <w:p>
-                  <w:pPr>
-                    <w:pStyle w:val="Compact"/>
-                    <w:jc w:val="left"/>
-                    <w:jc w:val="center"/>
-                  </w:pPr>
-                  <w:r>
-                    <w:t xml:space="preserve">lden</w:t>
-                  </w:r>
-                </w:p>
-              </w:tc>
-              <w:tc>
-                <w:tcPr/>
-                <w:p>
-                  <w:pPr>
-                    <w:pStyle w:val="Compact"/>
-                    <w:jc w:val="right"/>
-                    <w:jc w:val="center"/>
-                  </w:pPr>
-                  <w:r>
-                    <w:t xml:space="preserve">NA</w:t>
-                  </w:r>
-                </w:p>
-              </w:tc>
-              <w:tc>
-                <w:tcPr/>
-                <w:p>
-                  <w:pPr>
-                    <w:pStyle w:val="Compact"/>
-                    <w:jc w:val="right"/>
-                    <w:jc w:val="center"/>
-                  </w:pPr>
-                  <w:r>
-                    <w:t xml:space="preserve">NA</w:t>
-                  </w:r>
-                </w:p>
-              </w:tc>
-              <w:tc>
-                <w:tcPr/>
-                <w:p>
-                  <w:pPr>
-                    <w:pStyle w:val="Compact"/>
-                    <w:jc w:val="right"/>
-                    <w:jc w:val="center"/>
-                  </w:pPr>
-                  <w:r>
-                    <w:t xml:space="preserve">NA</w:t>
-                  </w:r>
-                </w:p>
-              </w:tc>
-              <w:tc>
-                <w:tcPr/>
-                <w:p>
-                  <w:pPr>
-                    <w:pStyle w:val="Compact"/>
-                    <w:jc w:val="right"/>
-                    <w:jc w:val="center"/>
-                  </w:pPr>
-                  <w:r>
-                    <w:t xml:space="preserve">1239500</w:t>
-                  </w:r>
-                </w:p>
-              </w:tc>
-              <w:tc>
-                <w:tcPr/>
-                <w:p>
-                  <w:pPr>
-                    <w:pStyle w:val="Compact"/>
-                    <w:jc w:val="right"/>
-                    <w:jc w:val="center"/>
-                  </w:pPr>
-                  <w:r>
-                    <w:t xml:space="preserve">NA</w:t>
-                  </w:r>
-                </w:p>
-              </w:tc>
-              <w:tc>
-                <w:tcPr/>
-                <w:p>
-                  <w:pPr>
-                    <w:pStyle w:val="Compact"/>
-                    <w:jc w:val="right"/>
-                    <w:jc w:val="center"/>
-                  </w:pPr>
-                  <w:r>
-                    <w:t xml:space="preserve">1</w:t>
-                  </w:r>
-                </w:p>
-              </w:tc>
-            </w:tr>
-            <w:tr>
-              <w:tc>
-                <w:tcPr/>
-                <w:p>
-                  <w:pPr>
-                    <w:pStyle w:val="Compact"/>
-                    <w:jc w:val="left"/>
-                    <w:jc w:val="center"/>
-                  </w:pPr>
-                  <w:r>
-                    <w:t xml:space="preserve">EEA</w:t>
-                  </w:r>
-                </w:p>
-              </w:tc>
-              <w:tc>
-                <w:tcPr/>
-                <w:p>
-                  <w:pPr>
-                    <w:pStyle w:val="Compact"/>
-                    <w:jc w:val="left"/>
-                    <w:jc w:val="center"/>
-                  </w:pPr>
-                  <w:r>
-                    <w:t xml:space="preserve">NA</w:t>
-                  </w:r>
-                </w:p>
-              </w:tc>
-              <w:tc>
-                <w:tcPr/>
-                <w:p>
-                  <w:pPr>
-                    <w:pStyle w:val="Compact"/>
-                    <w:jc w:val="left"/>
-                    <w:jc w:val="center"/>
-                  </w:pPr>
-                  <w:r>
-                    <w:t xml:space="preserve">rail</w:t>
-                  </w:r>
-                </w:p>
-              </w:tc>
-              <w:tc>
-                <w:tcPr/>
-                <w:p>
-                  <w:pPr>
-                    <w:pStyle w:val="Compact"/>
-                    <w:jc w:val="left"/>
-                    <w:jc w:val="center"/>
-                  </w:pPr>
-                  <w:r>
-                    <w:t xml:space="preserve">lnight</w:t>
-                  </w:r>
-                </w:p>
-              </w:tc>
-              <w:tc>
-                <w:tcPr/>
-                <w:p>
-                  <w:pPr>
-                    <w:pStyle w:val="Compact"/>
-                    <w:jc w:val="right"/>
-                    <w:jc w:val="center"/>
-                  </w:pPr>
-                  <w:r>
-                    <w:t xml:space="preserve">NA</w:t>
-                  </w:r>
-                </w:p>
-              </w:tc>
-              <w:tc>
-                <w:tcPr/>
-                <w:p>
-                  <w:pPr>
-                    <w:pStyle w:val="Compact"/>
-                    <w:jc w:val="right"/>
-                    <w:jc w:val="center"/>
-                  </w:pPr>
-                  <w:r>
-                    <w:t xml:space="preserve">NA</w:t>
-                  </w:r>
-                </w:p>
-              </w:tc>
-              <w:tc>
-                <w:tcPr/>
-                <w:p>
-                  <w:pPr>
-                    <w:pStyle w:val="Compact"/>
-                    <w:jc w:val="right"/>
-                    <w:jc w:val="center"/>
-                  </w:pPr>
-                  <w:r>
-                    <w:t xml:space="preserve">NA</w:t>
-                  </w:r>
-                </w:p>
-              </w:tc>
-              <w:tc>
-                <w:tcPr/>
-                <w:p>
-                  <w:pPr>
-                    <w:pStyle w:val="Compact"/>
-                    <w:jc w:val="right"/>
-                    <w:jc w:val="center"/>
-                  </w:pPr>
-                  <w:r>
-                    <w:t xml:space="preserve">943900</w:t>
-                  </w:r>
-                </w:p>
-              </w:tc>
-              <w:tc>
-                <w:tcPr/>
-                <w:p>
-                  <w:pPr>
-                    <w:pStyle w:val="Compact"/>
-                    <w:jc w:val="right"/>
-                    <w:jc w:val="center"/>
-                  </w:pPr>
-                  <w:r>
-                    <w:t xml:space="preserve">NA</w:t>
-                  </w:r>
-                </w:p>
-              </w:tc>
-              <w:tc>
-                <w:tcPr/>
-                <w:p>
-                  <w:pPr>
-                    <w:pStyle w:val="Compact"/>
-                    <w:jc w:val="right"/>
-                    <w:jc w:val="center"/>
-                  </w:pPr>
-                  <w:r>
-                    <w:t xml:space="preserve">1</w:t>
                   </w:r>
                 </w:p>
               </w:tc>
